--- a/初二练习册/教师版/秋08 第6讲物态变化（三）一 练习册 教师版.docx
+++ b/初二练习册/教师版/秋08 第6讲物态变化（三）一 练习册 教师版.docx
@@ -2274,9 +2274,6 @@
       <w:pPr>
         <w:pStyle w:val="1230"/>
         <w:ind w:left="588"/>
-        <w:rPr>
-          <w:rFonts w:hint="eastAsia"/>
-        </w:rPr>
       </w:pPr>
       <w:r>
         <w:lastRenderedPageBreak/>
@@ -3110,9 +3107,6 @@
       <w:pPr>
         <w:pStyle w:val="af0"/>
         <w:ind w:left="0" w:firstLineChars="0" w:firstLine="0"/>
-        <w:rPr>
-          <w:rFonts w:hint="eastAsia"/>
-        </w:rPr>
       </w:pPr>
     </w:p>
     <w:p>
@@ -5106,7 +5100,7 @@
         <w:rPr>
           <w:rFonts w:eastAsia="Calibri" w:hint="eastAsia"/>
         </w:rPr>
-        <w:t>②③</w:t>
+        <w:t>③</w:t>
       </w:r>
       <w:r>
         <w:rPr>
